--- a/documentacion/Gobierno de datos/ORCA-Plan-Gobierno-version1.docx
+++ b/documentacion/Gobierno de datos/ORCA-Plan-Gobierno-version1.docx
@@ -58,7 +58,6 @@
             <w:pPr>
               <w:spacing w:after="0"/>
             </w:pPr>
-            <w:proofErr w:type="spellStart"/>
             <w:r>
               <w:rPr>
                 <w:b/>
@@ -66,7 +65,6 @@
               </w:rPr>
               <w:t>Solución</w:t>
             </w:r>
-            <w:proofErr w:type="spellEnd"/>
           </w:p>
         </w:tc>
         <w:tc>
@@ -106,7 +104,6 @@
             <w:pPr>
               <w:spacing w:after="0"/>
             </w:pPr>
-            <w:proofErr w:type="spellStart"/>
             <w:r>
               <w:rPr>
                 <w:b/>
@@ -114,7 +111,6 @@
               </w:rPr>
               <w:t>Versión</w:t>
             </w:r>
-            <w:proofErr w:type="spellEnd"/>
           </w:p>
         </w:tc>
         <w:tc>
@@ -154,7 +150,6 @@
             <w:pPr>
               <w:spacing w:after="0"/>
             </w:pPr>
-            <w:proofErr w:type="spellStart"/>
             <w:r>
               <w:rPr>
                 <w:b/>
@@ -162,7 +157,6 @@
               </w:rPr>
               <w:t>Asignatura</w:t>
             </w:r>
-            <w:proofErr w:type="spellEnd"/>
           </w:p>
         </w:tc>
         <w:tc>
@@ -219,21 +213,12 @@
                 <w:lang w:val="es-CO"/>
               </w:rPr>
             </w:pPr>
-            <w:proofErr w:type="spellStart"/>
             <w:r>
               <w:rPr>
                 <w:sz w:val="18"/>
                 <w:lang w:val="es-CO"/>
               </w:rPr>
-              <w:t>plan_gobierno</w:t>
-            </w:r>
-            <w:proofErr w:type="spellEnd"/>
-            <w:r>
-              <w:rPr>
-                <w:sz w:val="18"/>
-                <w:lang w:val="es-CO"/>
-              </w:rPr>
-              <w:t xml:space="preserve">/ORCA-Plantilla-RACI-v1.0.xlsx (hojas </w:t>
+              <w:t xml:space="preserve">plan_gobierno/ORCA-Plantilla-RACI-v1.0.xlsx (hojas </w:t>
             </w:r>
             <w:r>
               <w:rPr>
@@ -303,17 +288,8 @@
                 <w:b/>
                 <w:sz w:val="18"/>
               </w:rPr>
-              <w:t xml:space="preserve">Activos </w:t>
+              <w:t>Activos gobernados</w:t>
             </w:r>
-            <w:proofErr w:type="spellStart"/>
-            <w:r>
-              <w:rPr>
-                <w:b/>
-                <w:sz w:val="18"/>
-              </w:rPr>
-              <w:t>gobernados</w:t>
-            </w:r>
-            <w:proofErr w:type="spellEnd"/>
           </w:p>
         </w:tc>
         <w:tc>
@@ -398,7 +374,6 @@
               </w:rPr>
               <w:t xml:space="preserve"> → </w:t>
             </w:r>
-            <w:proofErr w:type="spellStart"/>
             <w:r>
               <w:rPr>
                 <w:i/>
@@ -407,7 +382,6 @@
               </w:rPr>
               <w:t>curated</w:t>
             </w:r>
-            <w:proofErr w:type="spellEnd"/>
             <w:r>
               <w:rPr>
                 <w:sz w:val="18"/>
@@ -415,7 +389,6 @@
               </w:rPr>
               <w:t xml:space="preserve"> → </w:t>
             </w:r>
-            <w:proofErr w:type="spellStart"/>
             <w:r>
               <w:rPr>
                 <w:i/>
@@ -424,7 +397,6 @@
               </w:rPr>
               <w:t>mart</w:t>
             </w:r>
-            <w:proofErr w:type="spellEnd"/>
           </w:p>
         </w:tc>
       </w:tr>
@@ -1035,23 +1007,7 @@
                 <w:sz w:val="18"/>
                 <w:lang w:val="es-CO"/>
               </w:rPr>
-              <w:t xml:space="preserve">Los 3 </w:t>
-            </w:r>
-            <w:proofErr w:type="spellStart"/>
-            <w:r>
-              <w:rPr>
-                <w:sz w:val="18"/>
-                <w:lang w:val="es-CO"/>
-              </w:rPr>
-              <w:t>datasets</w:t>
-            </w:r>
-            <w:proofErr w:type="spellEnd"/>
-            <w:r>
-              <w:rPr>
-                <w:sz w:val="18"/>
-                <w:lang w:val="es-CO"/>
-              </w:rPr>
-              <w:t xml:space="preserve"> están identificados (DS-01…03) con su ID, licencia y rol, pero no existe un catálogo formal con dueño, clasificación y frecuencia por activo.</w:t>
+              <w:t>Los 3 datasets están identificados (DS-01…03) con su ID, licencia y rol, pero no existe un catálogo formal con dueño, clasificación y frecuencia por activo.</w:t>
             </w:r>
           </w:p>
         </w:tc>
@@ -1306,23 +1262,7 @@
                 <w:sz w:val="18"/>
                 <w:lang w:val="es-CO"/>
               </w:rPr>
-              <w:t xml:space="preserve">Hallazgos medidos una vez en el notebook </w:t>
-            </w:r>
-            <w:proofErr w:type="gramStart"/>
-            <w:r>
-              <w:rPr>
-                <w:sz w:val="18"/>
-                <w:lang w:val="es-CO"/>
-              </w:rPr>
-              <w:t>( 40.638</w:t>
-            </w:r>
-            <w:proofErr w:type="gramEnd"/>
-            <w:r>
-              <w:rPr>
-                <w:sz w:val="18"/>
-                <w:lang w:val="es-CO"/>
-              </w:rPr>
-              <w:t xml:space="preserve"> fechas nulas, 2.848 valores en $0, nulos disfrazados…). Aún no son reglas que se ejecuten en cada lote con umbral.</w:t>
+              <w:t>Hallazgos medidos una vez en el notebook ( 40.638 fechas nulas, 2.848 valores en $0, nulos disfrazados…). Aún no son reglas que se ejecuten en cada lote con umbral.</w:t>
             </w:r>
           </w:p>
         </w:tc>
@@ -1460,7 +1400,6 @@
               </w:rPr>
               <w:t xml:space="preserve"> Confidencial, </w:t>
             </w:r>
-            <w:proofErr w:type="spellStart"/>
             <w:r>
               <w:rPr>
                 <w:i/>
@@ -1469,7 +1408,6 @@
               </w:rPr>
               <w:t>curated</w:t>
             </w:r>
-            <w:proofErr w:type="spellEnd"/>
             <w:r>
               <w:rPr>
                 <w:sz w:val="18"/>
@@ -1477,7 +1415,6 @@
               </w:rPr>
               <w:t xml:space="preserve"> Interno, </w:t>
             </w:r>
-            <w:proofErr w:type="spellStart"/>
             <w:r>
               <w:rPr>
                 <w:i/>
@@ -1486,7 +1423,6 @@
               </w:rPr>
               <w:t>mart</w:t>
             </w:r>
-            <w:proofErr w:type="spellEnd"/>
             <w:r>
               <w:rPr>
                 <w:sz w:val="18"/>
@@ -1620,15 +1556,7 @@
                 <w:sz w:val="18"/>
                 <w:lang w:val="es-CO"/>
               </w:rPr>
-              <w:t xml:space="preserve"> excluido del repositorio </w:t>
-            </w:r>
-            <w:proofErr w:type="gramStart"/>
-            <w:r>
-              <w:rPr>
-                <w:sz w:val="18"/>
-                <w:lang w:val="es-CO"/>
-              </w:rPr>
-              <w:t xml:space="preserve">por </w:t>
+              <w:t xml:space="preserve"> excluido del repositorio por </w:t>
             </w:r>
             <w:r>
               <w:rPr>
@@ -1637,20 +1565,8 @@
                 <w:sz w:val="18"/>
                 <w:lang w:val="es-CO"/>
               </w:rPr>
-              <w:t>.</w:t>
+              <w:t>.gitignore</w:t>
             </w:r>
-            <w:proofErr w:type="spellStart"/>
-            <w:r>
-              <w:rPr>
-                <w:rFonts w:ascii="Consolas" w:hAnsi="Consolas"/>
-                <w:color w:val="3B1F4A"/>
-                <w:sz w:val="18"/>
-                <w:lang w:val="es-CO"/>
-              </w:rPr>
-              <w:t>gitignore</w:t>
-            </w:r>
-            <w:proofErr w:type="spellEnd"/>
-            <w:proofErr w:type="gramEnd"/>
             <w:r>
               <w:rPr>
                 <w:sz w:val="18"/>
@@ -1809,43 +1725,14 @@
                 <w:sz w:val="18"/>
                 <w:lang w:val="es-CO"/>
               </w:rPr>
-              <w:t>*.</w:t>
+              <w:t>*.manifest.json</w:t>
             </w:r>
-            <w:proofErr w:type="spellStart"/>
-            <w:proofErr w:type="gramStart"/>
-            <w:r>
-              <w:rPr>
-                <w:rFonts w:ascii="Consolas" w:hAnsi="Consolas"/>
-                <w:color w:val="3B1F4A"/>
-                <w:sz w:val="18"/>
-                <w:lang w:val="es-CO"/>
-              </w:rPr>
-              <w:t>manifest.json</w:t>
-            </w:r>
-            <w:proofErr w:type="spellEnd"/>
-            <w:proofErr w:type="gramEnd"/>
             <w:r>
               <w:rPr>
                 <w:sz w:val="18"/>
                 <w:lang w:val="es-CO"/>
               </w:rPr>
-              <w:t xml:space="preserve"> por lote (consulta </w:t>
-            </w:r>
-            <w:proofErr w:type="spellStart"/>
-            <w:r>
-              <w:rPr>
-                <w:sz w:val="18"/>
-                <w:lang w:val="es-CO"/>
-              </w:rPr>
-              <w:t>SoQL</w:t>
-            </w:r>
-            <w:proofErr w:type="spellEnd"/>
-            <w:r>
-              <w:rPr>
-                <w:sz w:val="18"/>
-                <w:lang w:val="es-CO"/>
-              </w:rPr>
-              <w:t xml:space="preserve">, filas, SHA-256, fecha de corte). El linaje cubre solo </w:t>
+              <w:t xml:space="preserve"> por lote (consulta SoQL, filas, SHA-256, fecha de corte). El linaje cubre solo </w:t>
             </w:r>
             <w:r>
               <w:rPr>
@@ -1862,7 +1749,6 @@
               </w:rPr>
               <w:t xml:space="preserve">; falta llevarlo a </w:t>
             </w:r>
-            <w:proofErr w:type="spellStart"/>
             <w:r>
               <w:rPr>
                 <w:i/>
@@ -1871,7 +1757,6 @@
               </w:rPr>
               <w:t>curated</w:t>
             </w:r>
-            <w:proofErr w:type="spellEnd"/>
             <w:r>
               <w:rPr>
                 <w:sz w:val="18"/>
@@ -1879,7 +1764,6 @@
               </w:rPr>
               <w:t xml:space="preserve"> y </w:t>
             </w:r>
-            <w:proofErr w:type="spellStart"/>
             <w:r>
               <w:rPr>
                 <w:i/>
@@ -1888,7 +1772,6 @@
               </w:rPr>
               <w:t>mart</w:t>
             </w:r>
-            <w:proofErr w:type="spellEnd"/>
             <w:r>
               <w:rPr>
                 <w:sz w:val="18"/>
@@ -2442,21 +2325,7 @@
         <w:rPr>
           <w:lang w:val="es-CO"/>
         </w:rPr>
-        <w:t xml:space="preserve"> exige mejora </w:t>
-      </w:r>
-      <w:proofErr w:type="gramStart"/>
-      <w:r>
-        <w:rPr>
-          <w:lang w:val="es-CO"/>
-        </w:rPr>
-        <w:t>continua</w:t>
-      </w:r>
-      <w:proofErr w:type="gramEnd"/>
-      <w:r>
-        <w:rPr>
-          <w:lang w:val="es-CO"/>
-        </w:rPr>
-        <w:t xml:space="preserve"> demostrada en el tiempo (varios ciclos de recalibración con datos de uso real), algo que un proyecto de</w:t>
+        <w:t xml:space="preserve"> exige mejora continua demostrada en el tiempo (varios ciclos de recalibración con datos de uso real), algo que un proyecto de</w:t>
       </w:r>
       <w:r>
         <w:rPr>
@@ -2501,7 +2370,7 @@
           <w:sz w:val="20"/>
           <w:lang w:val="es-CO"/>
         </w:rPr>
-        <w:t>Coherencia con 01 §6.8:</w:t>
+        <w:t>Coherencia:</w:t>
       </w:r>
       <w:r>
         <w:rPr>
@@ -2543,1959 +2412,7 @@
           <w:sz w:val="20"/>
           <w:lang w:val="es-CO"/>
         </w:rPr>
-        <w:t xml:space="preserve"> que construye el proyecto, sobre un alcance acotado (3 </w:t>
-      </w:r>
-      <w:proofErr w:type="spellStart"/>
-      <w:r>
-        <w:rPr>
-          <w:color w:val="595959"/>
-          <w:sz w:val="20"/>
-          <w:lang w:val="es-CO"/>
-        </w:rPr>
-        <w:t>datasets</w:t>
-      </w:r>
-      <w:proofErr w:type="spellEnd"/>
-      <w:r>
-        <w:rPr>
-          <w:color w:val="595959"/>
-          <w:sz w:val="20"/>
-          <w:lang w:val="es-CO"/>
-        </w:rPr>
-        <w:t>), donde sí es alcanzable el Nivel 4.</w:t>
-      </w:r>
-    </w:p>
-    <w:p>
-      <w:pPr>
-        <w:rPr>
-          <w:lang w:val="es-CO"/>
-        </w:rPr>
-      </w:pPr>
-      <w:r>
-        <w:rPr>
-          <w:b/>
-          <w:lang w:val="es-CO"/>
-        </w:rPr>
-        <w:t>¿Qué nos falta para dar el salto?</w:t>
-      </w:r>
-      <w:r>
-        <w:rPr>
-          <w:lang w:val="es-CO"/>
-        </w:rPr>
-        <w:t xml:space="preserve"> Cada pregunta en </w:t>
-      </w:r>
-      <w:r>
-        <w:rPr>
-          <w:i/>
-          <w:lang w:val="es-CO"/>
-        </w:rPr>
-        <w:t>Parcial</w:t>
-      </w:r>
-      <w:r>
-        <w:rPr>
-          <w:lang w:val="es-CO"/>
-        </w:rPr>
-        <w:t xml:space="preserve"> se convierte en un artefacto con fecha y responsable:</w:t>
-      </w:r>
-    </w:p>
-    <w:tbl>
-      <w:tblPr>
-        <w:tblStyle w:val="Tablaconcuadrcula"/>
-        <w:tblW w:w="0" w:type="auto"/>
-        <w:jc w:val="center"/>
-        <w:tblLayout w:type="fixed"/>
-        <w:tblLook w:val="04A0" w:firstRow="1" w:lastRow="0" w:firstColumn="1" w:lastColumn="0" w:noHBand="0" w:noVBand="1"/>
-      </w:tblPr>
-      <w:tblGrid>
-        <w:gridCol w:w="484"/>
-        <w:gridCol w:w="2073"/>
-        <w:gridCol w:w="3752"/>
-        <w:gridCol w:w="1595"/>
-        <w:gridCol w:w="1728"/>
-      </w:tblGrid>
-      <w:tr>
-        <w:trPr>
-          <w:cantSplit/>
-          <w:tblHeader/>
-          <w:jc w:val="center"/>
-        </w:trPr>
-        <w:tc>
-          <w:tcPr>
-            <w:tcW w:w="484" w:type="dxa"/>
-            <w:shd w:val="clear" w:color="auto" w:fill="B5005B"/>
-            <w:vAlign w:val="center"/>
-          </w:tcPr>
-          <w:p>
-            <w:pPr>
-              <w:keepNext/>
-              <w:spacing w:after="0"/>
-            </w:pPr>
-            <w:r>
-              <w:rPr>
-                <w:b/>
-                <w:color w:val="FFFFFF"/>
-                <w:sz w:val="18"/>
-              </w:rPr>
-              <w:t>#</w:t>
-            </w:r>
-          </w:p>
-        </w:tc>
-        <w:tc>
-          <w:tcPr>
-            <w:tcW w:w="2073" w:type="dxa"/>
-            <w:shd w:val="clear" w:color="auto" w:fill="B5005B"/>
-            <w:vAlign w:val="center"/>
-          </w:tcPr>
-          <w:p>
-            <w:pPr>
-              <w:keepNext/>
-              <w:spacing w:after="0"/>
-            </w:pPr>
-            <w:r>
-              <w:rPr>
-                <w:b/>
-                <w:color w:val="FFFFFF"/>
-                <w:sz w:val="18"/>
-              </w:rPr>
-              <w:t>Brecha</w:t>
-            </w:r>
-          </w:p>
-        </w:tc>
-        <w:tc>
-          <w:tcPr>
-            <w:tcW w:w="3752" w:type="dxa"/>
-            <w:shd w:val="clear" w:color="auto" w:fill="B5005B"/>
-            <w:vAlign w:val="center"/>
-          </w:tcPr>
-          <w:p>
-            <w:pPr>
-              <w:keepNext/>
-              <w:spacing w:after="0"/>
-              <w:jc w:val="center"/>
-            </w:pPr>
-            <w:r>
-              <w:rPr>
-                <w:b/>
-                <w:color w:val="FFFFFF"/>
-                <w:sz w:val="18"/>
-              </w:rPr>
-              <w:t>Artefacto que la cierra</w:t>
-            </w:r>
-          </w:p>
-        </w:tc>
-        <w:tc>
-          <w:tcPr>
-            <w:tcW w:w="1595" w:type="dxa"/>
-            <w:shd w:val="clear" w:color="auto" w:fill="B5005B"/>
-            <w:vAlign w:val="center"/>
-          </w:tcPr>
-          <w:p>
-            <w:pPr>
-              <w:keepNext/>
-              <w:spacing w:after="0"/>
-              <w:jc w:val="center"/>
-            </w:pPr>
-            <w:r>
-              <w:rPr>
-                <w:b/>
-                <w:color w:val="FFFFFF"/>
-                <w:sz w:val="18"/>
-              </w:rPr>
-              <w:t>Responsable (A)</w:t>
-            </w:r>
-          </w:p>
-        </w:tc>
-        <w:tc>
-          <w:tcPr>
-            <w:tcW w:w="1728" w:type="dxa"/>
-            <w:shd w:val="clear" w:color="auto" w:fill="B5005B"/>
-            <w:vAlign w:val="center"/>
-          </w:tcPr>
-          <w:p>
-            <w:pPr>
-              <w:keepNext/>
-              <w:spacing w:after="0"/>
-              <w:jc w:val="center"/>
-            </w:pPr>
-            <w:r>
-              <w:rPr>
-                <w:b/>
-                <w:color w:val="FFFFFF"/>
-                <w:sz w:val="18"/>
-              </w:rPr>
-              <w:t>Fecha</w:t>
-            </w:r>
-          </w:p>
-        </w:tc>
-      </w:tr>
-      <w:tr>
-        <w:trPr>
-          <w:cantSplit/>
-          <w:jc w:val="center"/>
-        </w:trPr>
-        <w:tc>
-          <w:tcPr>
-            <w:tcW w:w="484" w:type="dxa"/>
-            <w:vAlign w:val="center"/>
-          </w:tcPr>
-          <w:p>
-            <w:pPr>
-              <w:spacing w:after="0"/>
-            </w:pPr>
-            <w:r>
-              <w:rPr>
-                <w:sz w:val="18"/>
-              </w:rPr>
-              <w:t>2, 3</w:t>
-            </w:r>
-          </w:p>
-        </w:tc>
-        <w:tc>
-          <w:tcPr>
-            <w:tcW w:w="2073" w:type="dxa"/>
-            <w:vAlign w:val="center"/>
-          </w:tcPr>
-          <w:p>
-            <w:pPr>
-              <w:spacing w:after="0"/>
-              <w:rPr>
-                <w:lang w:val="es-CO"/>
-              </w:rPr>
-            </w:pPr>
-            <w:r>
-              <w:rPr>
-                <w:sz w:val="18"/>
-                <w:lang w:val="es-CO"/>
-              </w:rPr>
-              <w:t>No hay catálogo ni diccionario</w:t>
-            </w:r>
-          </w:p>
-        </w:tc>
-        <w:tc>
-          <w:tcPr>
-            <w:tcW w:w="3752" w:type="dxa"/>
-            <w:vAlign w:val="center"/>
-          </w:tcPr>
-          <w:p>
-            <w:pPr>
-              <w:spacing w:after="0"/>
-              <w:rPr>
-                <w:lang w:val="es-CO"/>
-              </w:rPr>
-            </w:pPr>
-            <w:r>
-              <w:rPr>
-                <w:sz w:val="18"/>
-                <w:lang w:val="es-CO"/>
-              </w:rPr>
-              <w:t>Catálogo de activos y diccionario de datos de DS-01…03, con todos los campos que conserva el pipeline (Sesión 2)</w:t>
-            </w:r>
-          </w:p>
-        </w:tc>
-        <w:tc>
-          <w:tcPr>
-            <w:tcW w:w="1595" w:type="dxa"/>
-            <w:vAlign w:val="center"/>
-          </w:tcPr>
-          <w:p>
-            <w:pPr>
-              <w:spacing w:after="0"/>
-            </w:pPr>
-            <w:r>
-              <w:rPr>
-                <w:sz w:val="18"/>
-              </w:rPr>
-              <w:t>Data Steward</w:t>
-            </w:r>
-          </w:p>
-        </w:tc>
-        <w:tc>
-          <w:tcPr>
-            <w:tcW w:w="1728" w:type="dxa"/>
-            <w:vAlign w:val="center"/>
-          </w:tcPr>
-          <w:p>
-            <w:pPr>
-              <w:spacing w:after="0"/>
-            </w:pPr>
-            <w:r>
-              <w:rPr>
-                <w:sz w:val="18"/>
-              </w:rPr>
-              <w:t>23-oct</w:t>
-            </w:r>
-          </w:p>
-        </w:tc>
-      </w:tr>
-      <w:tr>
-        <w:trPr>
-          <w:cantSplit/>
-          <w:jc w:val="center"/>
-        </w:trPr>
-        <w:tc>
-          <w:tcPr>
-            <w:tcW w:w="484" w:type="dxa"/>
-            <w:vAlign w:val="center"/>
-          </w:tcPr>
-          <w:p>
-            <w:pPr>
-              <w:spacing w:after="0"/>
-            </w:pPr>
-            <w:r>
-              <w:rPr>
-                <w:sz w:val="18"/>
-              </w:rPr>
-              <w:lastRenderedPageBreak/>
-              <w:t>4</w:t>
-            </w:r>
-          </w:p>
-        </w:tc>
-        <w:tc>
-          <w:tcPr>
-            <w:tcW w:w="2073" w:type="dxa"/>
-            <w:vAlign w:val="center"/>
-          </w:tcPr>
-          <w:p>
-            <w:pPr>
-              <w:spacing w:after="0"/>
-              <w:rPr>
-                <w:lang w:val="es-CO"/>
-              </w:rPr>
-            </w:pPr>
-            <w:r>
-              <w:rPr>
-                <w:sz w:val="18"/>
-                <w:lang w:val="es-CO"/>
-              </w:rPr>
-              <w:t>Calidad medida una sola vez</w:t>
-            </w:r>
-          </w:p>
-        </w:tc>
-        <w:tc>
-          <w:tcPr>
-            <w:tcW w:w="3752" w:type="dxa"/>
-            <w:vAlign w:val="center"/>
-          </w:tcPr>
-          <w:p>
-            <w:pPr>
-              <w:spacing w:after="0"/>
-              <w:rPr>
-                <w:lang w:val="es-CO"/>
-              </w:rPr>
-            </w:pPr>
-            <w:r>
-              <w:rPr>
-                <w:sz w:val="18"/>
-                <w:lang w:val="es-CO"/>
-              </w:rPr>
-              <w:t xml:space="preserve">Reglas de calidad en 6 dimensiones, ejecutadas por lote, con </w:t>
-            </w:r>
-            <w:proofErr w:type="spellStart"/>
-            <w:r>
-              <w:rPr>
-                <w:i/>
-                <w:sz w:val="18"/>
-                <w:lang w:val="es-CO"/>
-              </w:rPr>
-              <w:t>quality</w:t>
-            </w:r>
-            <w:proofErr w:type="spellEnd"/>
-            <w:r>
-              <w:rPr>
-                <w:i/>
-                <w:sz w:val="18"/>
-                <w:lang w:val="es-CO"/>
-              </w:rPr>
-              <w:t xml:space="preserve"> gate</w:t>
-            </w:r>
-            <w:r>
-              <w:rPr>
-                <w:sz w:val="18"/>
-                <w:lang w:val="es-CO"/>
-              </w:rPr>
-              <w:t xml:space="preserve"> ≥ 95 %</w:t>
-            </w:r>
-          </w:p>
-        </w:tc>
-        <w:tc>
-          <w:tcPr>
-            <w:tcW w:w="1595" w:type="dxa"/>
-            <w:vAlign w:val="center"/>
-          </w:tcPr>
-          <w:p>
-            <w:pPr>
-              <w:spacing w:after="0"/>
-            </w:pPr>
-            <w:r>
-              <w:rPr>
-                <w:sz w:val="18"/>
-              </w:rPr>
-              <w:t>Data Steward</w:t>
-            </w:r>
-          </w:p>
-        </w:tc>
-        <w:tc>
-          <w:tcPr>
-            <w:tcW w:w="1728" w:type="dxa"/>
-            <w:vAlign w:val="center"/>
-          </w:tcPr>
-          <w:p>
-            <w:pPr>
-              <w:spacing w:after="0"/>
-            </w:pPr>
-            <w:r>
-              <w:rPr>
-                <w:sz w:val="18"/>
-              </w:rPr>
-              <w:t>23-oct</w:t>
-            </w:r>
-          </w:p>
-        </w:tc>
-      </w:tr>
-      <w:tr>
-        <w:trPr>
-          <w:cantSplit/>
-          <w:jc w:val="center"/>
-        </w:trPr>
-        <w:tc>
-          <w:tcPr>
-            <w:tcW w:w="484" w:type="dxa"/>
-            <w:vAlign w:val="center"/>
-          </w:tcPr>
-          <w:p>
-            <w:pPr>
-              <w:spacing w:after="0"/>
-            </w:pPr>
-            <w:r>
-              <w:rPr>
-                <w:sz w:val="18"/>
-              </w:rPr>
-              <w:t>5</w:t>
-            </w:r>
-          </w:p>
-        </w:tc>
-        <w:tc>
-          <w:tcPr>
-            <w:tcW w:w="2073" w:type="dxa"/>
-            <w:vAlign w:val="center"/>
-          </w:tcPr>
-          <w:p>
-            <w:pPr>
-              <w:spacing w:after="0"/>
-            </w:pPr>
-            <w:r>
-              <w:rPr>
-                <w:sz w:val="18"/>
-              </w:rPr>
-              <w:t>Clasificación preliminar</w:t>
-            </w:r>
-          </w:p>
-        </w:tc>
-        <w:tc>
-          <w:tcPr>
-            <w:tcW w:w="3752" w:type="dxa"/>
-            <w:vAlign w:val="center"/>
-          </w:tcPr>
-          <w:p>
-            <w:pPr>
-              <w:spacing w:after="0"/>
-              <w:rPr>
-                <w:lang w:val="es-CO"/>
-              </w:rPr>
-            </w:pPr>
-            <w:r>
-              <w:rPr>
-                <w:sz w:val="18"/>
-                <w:lang w:val="es-CO"/>
-              </w:rPr>
-              <w:t>Matriz de clasificación por campo + política de seudonimización (hash con sal) aprobada</w:t>
-            </w:r>
-          </w:p>
-        </w:tc>
-        <w:tc>
-          <w:tcPr>
-            <w:tcW w:w="1595" w:type="dxa"/>
-            <w:vAlign w:val="center"/>
-          </w:tcPr>
-          <w:p>
-            <w:pPr>
-              <w:spacing w:after="0"/>
-            </w:pPr>
-            <w:r>
-              <w:rPr>
-                <w:sz w:val="18"/>
-              </w:rPr>
-              <w:t>Data Owner</w:t>
-            </w:r>
-          </w:p>
-        </w:tc>
-        <w:tc>
-          <w:tcPr>
-            <w:tcW w:w="1728" w:type="dxa"/>
-            <w:vAlign w:val="center"/>
-          </w:tcPr>
-          <w:p>
-            <w:pPr>
-              <w:spacing w:after="0"/>
-            </w:pPr>
-            <w:r>
-              <w:rPr>
-                <w:sz w:val="18"/>
-              </w:rPr>
-              <w:t>23-oct</w:t>
-            </w:r>
-          </w:p>
-        </w:tc>
-      </w:tr>
-      <w:tr>
-        <w:trPr>
-          <w:cantSplit/>
-          <w:jc w:val="center"/>
-        </w:trPr>
-        <w:tc>
-          <w:tcPr>
-            <w:tcW w:w="484" w:type="dxa"/>
-            <w:vAlign w:val="center"/>
-          </w:tcPr>
-          <w:p>
-            <w:pPr>
-              <w:spacing w:after="0"/>
-            </w:pPr>
-            <w:r>
-              <w:rPr>
-                <w:sz w:val="18"/>
-              </w:rPr>
-              <w:t>7</w:t>
-            </w:r>
-          </w:p>
-        </w:tc>
-        <w:tc>
-          <w:tcPr>
-            <w:tcW w:w="2073" w:type="dxa"/>
-            <w:vAlign w:val="center"/>
-          </w:tcPr>
-          <w:p>
-            <w:pPr>
-              <w:spacing w:after="0"/>
-            </w:pPr>
-            <w:r>
-              <w:rPr>
-                <w:sz w:val="18"/>
-              </w:rPr>
-              <w:t xml:space="preserve">Linaje solo en </w:t>
-            </w:r>
-            <w:r>
-              <w:rPr>
-                <w:i/>
-                <w:sz w:val="18"/>
-              </w:rPr>
-              <w:t>raw</w:t>
-            </w:r>
-          </w:p>
-        </w:tc>
-        <w:tc>
-          <w:tcPr>
-            <w:tcW w:w="3752" w:type="dxa"/>
-            <w:vAlign w:val="center"/>
-          </w:tcPr>
-          <w:p>
-            <w:pPr>
-              <w:spacing w:after="0"/>
-              <w:rPr>
-                <w:lang w:val="es-CO"/>
-              </w:rPr>
-            </w:pPr>
-            <w:r>
-              <w:rPr>
-                <w:sz w:val="18"/>
-                <w:lang w:val="es-CO"/>
-              </w:rPr>
-              <w:t xml:space="preserve">Manifiesto de linaje en </w:t>
-            </w:r>
-            <w:proofErr w:type="spellStart"/>
-            <w:r>
-              <w:rPr>
-                <w:i/>
-                <w:sz w:val="18"/>
-                <w:lang w:val="es-CO"/>
-              </w:rPr>
-              <w:t>curated</w:t>
-            </w:r>
-            <w:proofErr w:type="spellEnd"/>
-            <w:r>
-              <w:rPr>
-                <w:sz w:val="18"/>
-                <w:lang w:val="es-CO"/>
-              </w:rPr>
-              <w:t xml:space="preserve"> y </w:t>
-            </w:r>
-            <w:proofErr w:type="spellStart"/>
-            <w:r>
-              <w:rPr>
-                <w:i/>
-                <w:sz w:val="18"/>
-                <w:lang w:val="es-CO"/>
-              </w:rPr>
-              <w:t>mart</w:t>
-            </w:r>
-            <w:proofErr w:type="spellEnd"/>
-            <w:r>
-              <w:rPr>
-                <w:sz w:val="18"/>
-                <w:lang w:val="es-CO"/>
-              </w:rPr>
-              <w:t xml:space="preserve"> (lote de origen → transformación → salida)</w:t>
-            </w:r>
-          </w:p>
-        </w:tc>
-        <w:tc>
-          <w:tcPr>
-            <w:tcW w:w="1595" w:type="dxa"/>
-            <w:vAlign w:val="center"/>
-          </w:tcPr>
-          <w:p>
-            <w:pPr>
-              <w:spacing w:after="0"/>
-            </w:pPr>
-            <w:r>
-              <w:rPr>
-                <w:sz w:val="18"/>
-              </w:rPr>
-              <w:t xml:space="preserve">Custodio </w:t>
-            </w:r>
-            <w:proofErr w:type="spellStart"/>
-            <w:r>
-              <w:rPr>
-                <w:sz w:val="18"/>
-              </w:rPr>
-              <w:t>técnico</w:t>
-            </w:r>
-            <w:proofErr w:type="spellEnd"/>
-          </w:p>
-        </w:tc>
-        <w:tc>
-          <w:tcPr>
-            <w:tcW w:w="1728" w:type="dxa"/>
-            <w:vAlign w:val="center"/>
-          </w:tcPr>
-          <w:p>
-            <w:pPr>
-              <w:spacing w:after="0"/>
-            </w:pPr>
-            <w:r>
-              <w:rPr>
-                <w:sz w:val="18"/>
-              </w:rPr>
-              <w:t>23-oct</w:t>
-            </w:r>
-          </w:p>
-        </w:tc>
-      </w:tr>
-      <w:tr>
-        <w:trPr>
-          <w:cantSplit/>
-          <w:jc w:val="center"/>
-        </w:trPr>
-        <w:tc>
-          <w:tcPr>
-            <w:tcW w:w="484" w:type="dxa"/>
-            <w:vAlign w:val="center"/>
-          </w:tcPr>
-          <w:p>
-            <w:pPr>
-              <w:spacing w:after="0"/>
-            </w:pPr>
-            <w:r>
-              <w:rPr>
-                <w:sz w:val="18"/>
-              </w:rPr>
-              <w:t>8</w:t>
-            </w:r>
-          </w:p>
-        </w:tc>
-        <w:tc>
-          <w:tcPr>
-            <w:tcW w:w="2073" w:type="dxa"/>
-            <w:vAlign w:val="center"/>
-          </w:tcPr>
-          <w:p>
-            <w:pPr>
-              <w:spacing w:after="0"/>
-            </w:pPr>
-            <w:r>
-              <w:rPr>
-                <w:sz w:val="18"/>
-              </w:rPr>
-              <w:t>Sin políticas aprobadas</w:t>
-            </w:r>
-          </w:p>
-        </w:tc>
-        <w:tc>
-          <w:tcPr>
-            <w:tcW w:w="3752" w:type="dxa"/>
-            <w:vAlign w:val="center"/>
-          </w:tcPr>
-          <w:p>
-            <w:pPr>
-              <w:spacing w:after="0"/>
-              <w:rPr>
-                <w:lang w:val="es-CO"/>
-              </w:rPr>
-            </w:pPr>
-            <w:r>
-              <w:rPr>
-                <w:sz w:val="18"/>
-                <w:lang w:val="es-CO"/>
-              </w:rPr>
-              <w:t>Políticas de calidad, privacidad, acceso y retención en el Plan de Gobierno</w:t>
-            </w:r>
-          </w:p>
-        </w:tc>
-        <w:tc>
-          <w:tcPr>
-            <w:tcW w:w="1595" w:type="dxa"/>
-            <w:vAlign w:val="center"/>
-          </w:tcPr>
-          <w:p>
-            <w:pPr>
-              <w:spacing w:after="0"/>
-            </w:pPr>
-            <w:r>
-              <w:rPr>
-                <w:sz w:val="18"/>
-              </w:rPr>
-              <w:t>Data Owner</w:t>
-            </w:r>
-          </w:p>
-        </w:tc>
-        <w:tc>
-          <w:tcPr>
-            <w:tcW w:w="1728" w:type="dxa"/>
-            <w:vAlign w:val="center"/>
-          </w:tcPr>
-          <w:p>
-            <w:pPr>
-              <w:spacing w:after="0"/>
-            </w:pPr>
-            <w:r>
-              <w:rPr>
-                <w:sz w:val="18"/>
-              </w:rPr>
-              <w:t>23-oct (borrador) / 13-nov (aprobado)</w:t>
-            </w:r>
-          </w:p>
-        </w:tc>
-      </w:tr>
-      <w:tr>
-        <w:trPr>
-          <w:cantSplit/>
-          <w:jc w:val="center"/>
-        </w:trPr>
-        <w:tc>
-          <w:tcPr>
-            <w:tcW w:w="484" w:type="dxa"/>
-            <w:vAlign w:val="center"/>
-          </w:tcPr>
-          <w:p>
-            <w:pPr>
-              <w:spacing w:after="0"/>
-            </w:pPr>
-            <w:r>
-              <w:rPr>
-                <w:sz w:val="18"/>
-              </w:rPr>
-              <w:t>1, 6</w:t>
-            </w:r>
-          </w:p>
-        </w:tc>
-        <w:tc>
-          <w:tcPr>
-            <w:tcW w:w="2073" w:type="dxa"/>
-            <w:vAlign w:val="center"/>
-          </w:tcPr>
-          <w:p>
-            <w:pPr>
-              <w:spacing w:after="0"/>
-              <w:rPr>
-                <w:lang w:val="es-CO"/>
-              </w:rPr>
-            </w:pPr>
-            <w:r>
-              <w:rPr>
-                <w:sz w:val="18"/>
-                <w:lang w:val="es-CO"/>
-              </w:rPr>
-              <w:t>Owner sin registro por activo; acceso sin matriz</w:t>
-            </w:r>
-          </w:p>
-        </w:tc>
-        <w:tc>
-          <w:tcPr>
-            <w:tcW w:w="3752" w:type="dxa"/>
-            <w:vAlign w:val="center"/>
-          </w:tcPr>
-          <w:p>
-            <w:pPr>
-              <w:spacing w:after="0"/>
-              <w:rPr>
-                <w:lang w:val="es-CO"/>
-              </w:rPr>
-            </w:pPr>
-            <w:r>
-              <w:rPr>
-                <w:sz w:val="18"/>
-                <w:lang w:val="es-CO"/>
-              </w:rPr>
-              <w:t>Owner y Steward en cada fila del catálogo + matriz de acceso por capa y rol</w:t>
-            </w:r>
-          </w:p>
-        </w:tc>
-        <w:tc>
-          <w:tcPr>
-            <w:tcW w:w="1595" w:type="dxa"/>
-            <w:vAlign w:val="center"/>
-          </w:tcPr>
-          <w:p>
-            <w:pPr>
-              <w:spacing w:after="0"/>
-            </w:pPr>
-            <w:r>
-              <w:rPr>
-                <w:sz w:val="18"/>
-              </w:rPr>
-              <w:t>Data Owner</w:t>
-            </w:r>
-          </w:p>
-        </w:tc>
-        <w:tc>
-          <w:tcPr>
-            <w:tcW w:w="1728" w:type="dxa"/>
-            <w:vAlign w:val="center"/>
-          </w:tcPr>
-          <w:p>
-            <w:pPr>
-              <w:spacing w:after="0"/>
-            </w:pPr>
-            <w:r>
-              <w:rPr>
-                <w:sz w:val="18"/>
-              </w:rPr>
-              <w:t>13-nov</w:t>
-            </w:r>
-          </w:p>
-        </w:tc>
-      </w:tr>
-    </w:tbl>
-    <w:p>
-      <w:pPr>
-        <w:spacing w:after="40"/>
-      </w:pPr>
-    </w:p>
-    <w:p>
-      <w:pPr>
-        <w:pBdr>
-          <w:bottom w:val="single" w:sz="6" w:space="1" w:color="D9D9D9"/>
-        </w:pBdr>
-      </w:pPr>
-    </w:p>
-    <w:p>
-      <w:pPr>
-        <w:pStyle w:val="Ttulo1"/>
-        <w:rPr>
-          <w:lang w:val="es-CO"/>
-        </w:rPr>
-      </w:pPr>
-      <w:r>
-        <w:rPr>
-          <w:lang w:val="es-CO"/>
-        </w:rPr>
-        <w:t>2. Roles del Data Office en el equipo</w:t>
-      </w:r>
-    </w:p>
-    <w:p>
-      <w:pPr>
-        <w:pStyle w:val="Ttulo2"/>
-      </w:pPr>
-      <w:r>
-        <w:t xml:space="preserve">2.1 </w:t>
-      </w:r>
-      <w:proofErr w:type="spellStart"/>
-      <w:r>
-        <w:t>Asignación</w:t>
-      </w:r>
-      <w:proofErr w:type="spellEnd"/>
-    </w:p>
-    <w:tbl>
-      <w:tblPr>
-        <w:tblStyle w:val="Tablaconcuadrcula"/>
-        <w:tblW w:w="0" w:type="auto"/>
-        <w:jc w:val="center"/>
-        <w:tblLayout w:type="fixed"/>
-        <w:tblLook w:val="04A0" w:firstRow="1" w:lastRow="0" w:firstColumn="1" w:lastColumn="0" w:noHBand="0" w:noVBand="1"/>
-      </w:tblPr>
-      <w:tblGrid>
-        <w:gridCol w:w="1238"/>
-        <w:gridCol w:w="2852"/>
-        <w:gridCol w:w="2744"/>
-        <w:gridCol w:w="2798"/>
-      </w:tblGrid>
-      <w:tr>
-        <w:trPr>
-          <w:cantSplit/>
-          <w:tblHeader/>
-          <w:jc w:val="center"/>
-        </w:trPr>
-        <w:tc>
-          <w:tcPr>
-            <w:tcW w:w="1238" w:type="dxa"/>
-            <w:shd w:val="clear" w:color="auto" w:fill="B5005B"/>
-            <w:vAlign w:val="center"/>
-          </w:tcPr>
-          <w:p>
-            <w:pPr>
-              <w:keepNext/>
-              <w:spacing w:after="0"/>
-            </w:pPr>
-            <w:r>
-              <w:rPr>
-                <w:b/>
-                <w:color w:val="FFFFFF"/>
-                <w:sz w:val="18"/>
-              </w:rPr>
-              <w:t>Rol de gobierno</w:t>
-            </w:r>
-          </w:p>
-        </w:tc>
-        <w:tc>
-          <w:tcPr>
-            <w:tcW w:w="2852" w:type="dxa"/>
-            <w:shd w:val="clear" w:color="auto" w:fill="B5005B"/>
-            <w:vAlign w:val="center"/>
-          </w:tcPr>
-          <w:p>
-            <w:pPr>
-              <w:keepNext/>
-              <w:spacing w:after="0"/>
-            </w:pPr>
-            <w:r>
-              <w:rPr>
-                <w:b/>
-                <w:color w:val="FFFFFF"/>
-                <w:sz w:val="18"/>
-              </w:rPr>
-              <w:t>Qué hace en ORCA</w:t>
-            </w:r>
-          </w:p>
-        </w:tc>
-        <w:tc>
-          <w:tcPr>
-            <w:tcW w:w="2744" w:type="dxa"/>
-            <w:shd w:val="clear" w:color="auto" w:fill="B5005B"/>
-            <w:vAlign w:val="center"/>
-          </w:tcPr>
-          <w:p>
-            <w:pPr>
-              <w:keepNext/>
-              <w:spacing w:after="0"/>
-            </w:pPr>
-            <w:r>
-              <w:rPr>
-                <w:b/>
-                <w:color w:val="FFFFFF"/>
-                <w:sz w:val="18"/>
-              </w:rPr>
-              <w:t>Integrante</w:t>
-            </w:r>
-          </w:p>
-        </w:tc>
-        <w:tc>
-          <w:tcPr>
-            <w:tcW w:w="2798" w:type="dxa"/>
-            <w:shd w:val="clear" w:color="auto" w:fill="B5005B"/>
-            <w:vAlign w:val="center"/>
-          </w:tcPr>
-          <w:p>
-            <w:pPr>
-              <w:keepNext/>
-              <w:spacing w:after="0"/>
-            </w:pPr>
-            <w:r>
-              <w:rPr>
-                <w:b/>
-                <w:color w:val="FFFFFF"/>
-                <w:sz w:val="18"/>
-              </w:rPr>
-              <w:t>Por qué esta persona</w:t>
-            </w:r>
-          </w:p>
-        </w:tc>
-      </w:tr>
-      <w:tr>
-        <w:trPr>
-          <w:cantSplit/>
-          <w:jc w:val="center"/>
-        </w:trPr>
-        <w:tc>
-          <w:tcPr>
-            <w:tcW w:w="1238" w:type="dxa"/>
-            <w:vAlign w:val="center"/>
-          </w:tcPr>
-          <w:p>
-            <w:pPr>
-              <w:spacing w:after="0"/>
-            </w:pPr>
-            <w:r>
-              <w:rPr>
-                <w:b/>
-                <w:sz w:val="18"/>
-              </w:rPr>
-              <w:t>Data Owner</w:t>
-            </w:r>
-            <w:r>
-              <w:rPr>
-                <w:sz w:val="18"/>
-              </w:rPr>
-              <w:t xml:space="preserve"> (dueño)</w:t>
-            </w:r>
-          </w:p>
-        </w:tc>
-        <w:tc>
-          <w:tcPr>
-            <w:tcW w:w="2852" w:type="dxa"/>
-            <w:vAlign w:val="center"/>
-          </w:tcPr>
-          <w:p>
-            <w:pPr>
-              <w:spacing w:after="0"/>
-              <w:rPr>
-                <w:lang w:val="es-CO"/>
-              </w:rPr>
-            </w:pPr>
-            <w:r>
-              <w:rPr>
-                <w:sz w:val="18"/>
-                <w:lang w:val="es-CO"/>
-              </w:rPr>
-              <w:t xml:space="preserve">Decide alcance, reglas de calidad, clasificación y acceso; aprueba lo que se publica en el </w:t>
-            </w:r>
-            <w:proofErr w:type="spellStart"/>
-            <w:r>
-              <w:rPr>
-                <w:sz w:val="18"/>
-                <w:lang w:val="es-CO"/>
-              </w:rPr>
-              <w:t>dashboard</w:t>
-            </w:r>
-            <w:proofErr w:type="spellEnd"/>
-            <w:r>
-              <w:rPr>
-                <w:sz w:val="18"/>
-                <w:lang w:val="es-CO"/>
-              </w:rPr>
-              <w:t>.</w:t>
-            </w:r>
-          </w:p>
-        </w:tc>
-        <w:tc>
-          <w:tcPr>
-            <w:tcW w:w="2744" w:type="dxa"/>
-            <w:vAlign w:val="center"/>
-          </w:tcPr>
-          <w:p>
-            <w:pPr>
-              <w:spacing w:after="0"/>
-            </w:pPr>
-            <w:r>
-              <w:rPr>
-                <w:b/>
-                <w:sz w:val="18"/>
-              </w:rPr>
-              <w:t>Luis Ángel Seoanes Ovieso</w:t>
-            </w:r>
-          </w:p>
-        </w:tc>
-        <w:tc>
-          <w:tcPr>
-            <w:tcW w:w="2798" w:type="dxa"/>
-            <w:vAlign w:val="center"/>
-          </w:tcPr>
-          <w:p>
-            <w:pPr>
-              <w:spacing w:after="0"/>
-              <w:rPr>
-                <w:lang w:val="es-CO"/>
-              </w:rPr>
-            </w:pPr>
-            <w:r>
-              <w:rPr>
-                <w:sz w:val="18"/>
-                <w:lang w:val="es-CO"/>
-              </w:rPr>
-              <w:t xml:space="preserve">Es CDO y </w:t>
-            </w:r>
-            <w:proofErr w:type="spellStart"/>
-            <w:r>
-              <w:rPr>
-                <w:sz w:val="18"/>
-                <w:lang w:val="es-CO"/>
-              </w:rPr>
-              <w:t>Product</w:t>
-            </w:r>
-            <w:proofErr w:type="spellEnd"/>
-            <w:r>
-              <w:rPr>
-                <w:sz w:val="18"/>
-                <w:lang w:val="es-CO"/>
-              </w:rPr>
-              <w:t xml:space="preserve"> Owner del proyecto: ya responde por las prioridades y por la integración de los entregables.</w:t>
-            </w:r>
-          </w:p>
-        </w:tc>
-      </w:tr>
-      <w:tr>
-        <w:trPr>
-          <w:cantSplit/>
-          <w:jc w:val="center"/>
-        </w:trPr>
-        <w:tc>
-          <w:tcPr>
-            <w:tcW w:w="1238" w:type="dxa"/>
-            <w:vAlign w:val="center"/>
-          </w:tcPr>
-          <w:p>
-            <w:pPr>
-              <w:spacing w:after="0"/>
-            </w:pPr>
-            <w:r>
-              <w:rPr>
-                <w:b/>
-                <w:sz w:val="18"/>
-              </w:rPr>
-              <w:t>Data Steward</w:t>
-            </w:r>
-            <w:r>
-              <w:rPr>
-                <w:sz w:val="18"/>
-              </w:rPr>
-              <w:t xml:space="preserve"> (</w:t>
-            </w:r>
-            <w:proofErr w:type="spellStart"/>
-            <w:r>
-              <w:rPr>
-                <w:sz w:val="18"/>
-              </w:rPr>
-              <w:t>custodio</w:t>
-            </w:r>
-            <w:proofErr w:type="spellEnd"/>
-            <w:r>
-              <w:rPr>
-                <w:sz w:val="18"/>
-              </w:rPr>
-              <w:t xml:space="preserve"> de negocio)</w:t>
-            </w:r>
-          </w:p>
-        </w:tc>
-        <w:tc>
-          <w:tcPr>
-            <w:tcW w:w="2852" w:type="dxa"/>
-            <w:vAlign w:val="center"/>
-          </w:tcPr>
-          <w:p>
-            <w:pPr>
-              <w:spacing w:after="0"/>
-              <w:rPr>
-                <w:lang w:val="es-CO"/>
-              </w:rPr>
-            </w:pPr>
-            <w:r>
-              <w:rPr>
-                <w:sz w:val="18"/>
-                <w:lang w:val="es-CO"/>
-              </w:rPr>
-              <w:t>Define el significado de cada campo, mantiene catálogo y diccionario, mide la calidad y resuelve sus incidentes.</w:t>
-            </w:r>
-          </w:p>
-        </w:tc>
-        <w:tc>
-          <w:tcPr>
-            <w:tcW w:w="2744" w:type="dxa"/>
-            <w:vAlign w:val="center"/>
-          </w:tcPr>
-          <w:p>
-            <w:pPr>
-              <w:spacing w:after="0"/>
-            </w:pPr>
-            <w:proofErr w:type="spellStart"/>
-            <w:r>
-              <w:rPr>
-                <w:b/>
-                <w:i/>
-                <w:sz w:val="18"/>
-              </w:rPr>
-              <w:t>Integrante</w:t>
-            </w:r>
-            <w:proofErr w:type="spellEnd"/>
-            <w:r>
-              <w:rPr>
-                <w:b/>
-                <w:i/>
-                <w:sz w:val="18"/>
-              </w:rPr>
-              <w:t xml:space="preserve"> 2</w:t>
-            </w:r>
-          </w:p>
-        </w:tc>
-        <w:tc>
-          <w:tcPr>
-            <w:tcW w:w="2798" w:type="dxa"/>
-            <w:vAlign w:val="center"/>
-          </w:tcPr>
-          <w:p>
-            <w:pPr>
-              <w:spacing w:after="0"/>
-              <w:rPr>
-                <w:lang w:val="es-CO"/>
-              </w:rPr>
-            </w:pPr>
-            <w:r>
-              <w:rPr>
-                <w:sz w:val="18"/>
-                <w:lang w:val="es-CO"/>
-              </w:rPr>
-              <w:t>Lidera el Plan de Gobierno y las reglas de calidad (01 §6.7).</w:t>
-            </w:r>
-          </w:p>
-        </w:tc>
-      </w:tr>
-      <w:tr>
-        <w:trPr>
-          <w:cantSplit/>
-          <w:jc w:val="center"/>
-        </w:trPr>
-        <w:tc>
-          <w:tcPr>
-            <w:tcW w:w="1238" w:type="dxa"/>
-            <w:vAlign w:val="center"/>
-          </w:tcPr>
-          <w:p>
-            <w:pPr>
-              <w:spacing w:after="0"/>
-            </w:pPr>
-            <w:r>
-              <w:rPr>
-                <w:b/>
-                <w:sz w:val="18"/>
-              </w:rPr>
-              <w:t xml:space="preserve">Custodio </w:t>
-            </w:r>
-            <w:proofErr w:type="spellStart"/>
-            <w:r>
-              <w:rPr>
-                <w:b/>
-                <w:sz w:val="18"/>
-              </w:rPr>
-              <w:t>técnico</w:t>
-            </w:r>
-            <w:proofErr w:type="spellEnd"/>
-          </w:p>
-        </w:tc>
-        <w:tc>
-          <w:tcPr>
-            <w:tcW w:w="2852" w:type="dxa"/>
-            <w:vAlign w:val="center"/>
-          </w:tcPr>
-          <w:p>
-            <w:pPr>
-              <w:spacing w:after="0"/>
-              <w:rPr>
-                <w:lang w:val="es-CO"/>
-              </w:rPr>
-            </w:pPr>
-            <w:r>
-              <w:rPr>
-                <w:sz w:val="18"/>
-                <w:lang w:val="es-CO"/>
-              </w:rPr>
-              <w:t>Implementa y opera la ingesta, la limpieza, la seudonimización, el linaje y la automatización.</w:t>
-            </w:r>
-          </w:p>
-        </w:tc>
-        <w:tc>
-          <w:tcPr>
-            <w:tcW w:w="2744" w:type="dxa"/>
-            <w:vAlign w:val="center"/>
-          </w:tcPr>
-          <w:p>
-            <w:pPr>
-              <w:spacing w:after="0"/>
-            </w:pPr>
-            <w:proofErr w:type="spellStart"/>
-            <w:r>
-              <w:rPr>
-                <w:b/>
-                <w:i/>
-                <w:sz w:val="18"/>
-              </w:rPr>
-              <w:t>Integrante</w:t>
-            </w:r>
-            <w:proofErr w:type="spellEnd"/>
-            <w:r>
-              <w:rPr>
-                <w:b/>
-                <w:i/>
-                <w:sz w:val="18"/>
-              </w:rPr>
-              <w:t xml:space="preserve"> 3</w:t>
-            </w:r>
-          </w:p>
-        </w:tc>
-        <w:tc>
-          <w:tcPr>
-            <w:tcW w:w="2798" w:type="dxa"/>
-            <w:vAlign w:val="center"/>
-          </w:tcPr>
-          <w:p>
-            <w:pPr>
-              <w:spacing w:after="0"/>
-              <w:rPr>
-                <w:lang w:val="es-CO"/>
-              </w:rPr>
-            </w:pPr>
-            <w:r>
-              <w:rPr>
-                <w:sz w:val="18"/>
-                <w:lang w:val="es-CO"/>
-              </w:rPr>
-              <w:t>Lidera el pipeline Python y la automatización.</w:t>
-            </w:r>
-          </w:p>
-        </w:tc>
-      </w:tr>
-      <w:tr>
-        <w:trPr>
-          <w:cantSplit/>
-          <w:jc w:val="center"/>
-        </w:trPr>
-        <w:tc>
-          <w:tcPr>
-            <w:tcW w:w="1238" w:type="dxa"/>
-            <w:vAlign w:val="center"/>
-          </w:tcPr>
-          <w:p>
-            <w:pPr>
-              <w:spacing w:after="0"/>
-            </w:pPr>
-            <w:proofErr w:type="spellStart"/>
-            <w:r>
-              <w:rPr>
-                <w:b/>
-                <w:sz w:val="18"/>
-              </w:rPr>
-              <w:t>Consumidor</w:t>
-            </w:r>
-            <w:proofErr w:type="spellEnd"/>
-            <w:r>
-              <w:rPr>
-                <w:b/>
-                <w:sz w:val="18"/>
-              </w:rPr>
-              <w:t xml:space="preserve"> / </w:t>
-            </w:r>
-            <w:proofErr w:type="spellStart"/>
-            <w:r>
-              <w:rPr>
-                <w:b/>
-                <w:sz w:val="18"/>
-              </w:rPr>
-              <w:t>Analista</w:t>
-            </w:r>
-            <w:proofErr w:type="spellEnd"/>
-          </w:p>
-        </w:tc>
-        <w:tc>
-          <w:tcPr>
-            <w:tcW w:w="2852" w:type="dxa"/>
-            <w:vAlign w:val="center"/>
-          </w:tcPr>
-          <w:p>
-            <w:pPr>
-              <w:spacing w:after="0"/>
-              <w:rPr>
-                <w:lang w:val="es-CO"/>
-              </w:rPr>
-            </w:pPr>
-            <w:r>
-              <w:rPr>
-                <w:sz w:val="18"/>
-                <w:lang w:val="es-CO"/>
-              </w:rPr>
-              <w:t xml:space="preserve">Hace el EDA, construye banderas rojas y </w:t>
-            </w:r>
-            <w:proofErr w:type="spellStart"/>
-            <w:r>
-              <w:rPr>
-                <w:sz w:val="18"/>
-                <w:lang w:val="es-CO"/>
-              </w:rPr>
-              <w:t>dashboard</w:t>
-            </w:r>
-            <w:proofErr w:type="spellEnd"/>
-            <w:r>
-              <w:rPr>
-                <w:sz w:val="18"/>
-                <w:lang w:val="es-CO"/>
-              </w:rPr>
-              <w:t>; reporta problemas de calidad al Steward.</w:t>
-            </w:r>
-          </w:p>
-        </w:tc>
-        <w:tc>
-          <w:tcPr>
-            <w:tcW w:w="2744" w:type="dxa"/>
-            <w:vAlign w:val="center"/>
-          </w:tcPr>
-          <w:p>
-            <w:pPr>
-              <w:spacing w:after="0"/>
-              <w:rPr>
-                <w:lang w:val="es-CO"/>
-              </w:rPr>
-            </w:pPr>
-            <w:r>
-              <w:rPr>
-                <w:b/>
-                <w:i/>
-                <w:sz w:val="18"/>
-                <w:lang w:val="es-CO"/>
-              </w:rPr>
-              <w:t>Integrante 3</w:t>
-            </w:r>
-            <w:r>
-              <w:rPr>
-                <w:sz w:val="18"/>
-                <w:lang w:val="es-CO"/>
-              </w:rPr>
-              <w:t xml:space="preserve"> (principal) y </w:t>
-            </w:r>
-            <w:r>
-              <w:rPr>
-                <w:b/>
-                <w:sz w:val="18"/>
-                <w:lang w:val="es-CO"/>
-              </w:rPr>
-              <w:t>Luis Ángel Seoanes Ovieso</w:t>
-            </w:r>
-            <w:r>
-              <w:rPr>
-                <w:sz w:val="18"/>
-                <w:lang w:val="es-CO"/>
-              </w:rPr>
-              <w:t xml:space="preserve"> (valida que el análisis responda las preguntas P1–P6)</w:t>
-            </w:r>
-          </w:p>
-        </w:tc>
-        <w:tc>
-          <w:tcPr>
-            <w:tcW w:w="2798" w:type="dxa"/>
-            <w:vAlign w:val="center"/>
-          </w:tcPr>
-          <w:p>
-            <w:pPr>
-              <w:spacing w:after="0"/>
-            </w:pPr>
-            <w:proofErr w:type="spellStart"/>
-            <w:r>
-              <w:rPr>
-                <w:sz w:val="18"/>
-              </w:rPr>
-              <w:t>Lidera</w:t>
-            </w:r>
-            <w:proofErr w:type="spellEnd"/>
-            <w:r>
-              <w:rPr>
-                <w:sz w:val="18"/>
-              </w:rPr>
-              <w:t xml:space="preserve"> EDA y dashboard.</w:t>
-            </w:r>
-          </w:p>
-        </w:tc>
-      </w:tr>
-    </w:tbl>
-    <w:p>
-      <w:pPr>
-        <w:spacing w:after="40"/>
-      </w:pPr>
-    </w:p>
-    <w:p>
-      <w:pPr>
-        <w:rPr>
-          <w:lang w:val="es-CO"/>
-        </w:rPr>
-      </w:pPr>
-      <w:r>
-        <w:rPr>
-          <w:b/>
-          <w:lang w:val="es-CO"/>
-        </w:rPr>
-        <w:t>Control de segregación.</w:t>
-      </w:r>
-      <w:r>
-        <w:rPr>
-          <w:lang w:val="es-CO"/>
-        </w:rPr>
-        <w:t xml:space="preserve"> El Integrante 3 es a la vez custodio técnico y analista: construye el dato y lo usa. Para que nadie se califique a sí mismo, </w:t>
-      </w:r>
-      <w:r>
-        <w:rPr>
-          <w:b/>
-          <w:lang w:val="es-CO"/>
-        </w:rPr>
-        <w:t>la aprobación de la calidad de cada lote (A) es del Data Steward</w:t>
-      </w:r>
-      <w:r>
-        <w:rPr>
-          <w:lang w:val="es-CO"/>
-        </w:rPr>
-        <w:t xml:space="preserve">, y </w:t>
-      </w:r>
-      <w:r>
-        <w:rPr>
-          <w:b/>
-          <w:lang w:val="es-CO"/>
-        </w:rPr>
-        <w:t xml:space="preserve">lo que se publica en el </w:t>
-      </w:r>
-      <w:proofErr w:type="spellStart"/>
-      <w:r>
-        <w:rPr>
-          <w:b/>
-          <w:lang w:val="es-CO"/>
-        </w:rPr>
-        <w:t>dashboard</w:t>
-      </w:r>
-      <w:proofErr w:type="spellEnd"/>
-      <w:r>
-        <w:rPr>
-          <w:b/>
-          <w:lang w:val="es-CO"/>
-        </w:rPr>
-        <w:t xml:space="preserve"> lo aprueba el Data Owner</w:t>
-      </w:r>
-      <w:r>
-        <w:rPr>
-          <w:lang w:val="es-CO"/>
-        </w:rPr>
-        <w:t>. El custodio ejecuta, pero no da el visto bueno a su propio trabajo.</w:t>
-      </w:r>
-    </w:p>
-    <w:p>
-      <w:pPr>
-        <w:pStyle w:val="Ttulo2"/>
-        <w:rPr>
-          <w:lang w:val="es-CO"/>
-        </w:rPr>
-      </w:pPr>
-      <w:r>
-        <w:rPr>
-          <w:lang w:val="es-CO"/>
-        </w:rPr>
-        <w:t>2.2 Equivalencia con los roles organizacionales del documento 01</w:t>
-      </w:r>
-    </w:p>
-    <w:tbl>
-      <w:tblPr>
-        <w:tblStyle w:val="Tablaconcuadrcula"/>
-        <w:tblW w:w="0" w:type="auto"/>
-        <w:jc w:val="center"/>
-        <w:tblLayout w:type="fixed"/>
-        <w:tblLook w:val="04A0" w:firstRow="1" w:lastRow="0" w:firstColumn="1" w:lastColumn="0" w:noHBand="0" w:noVBand="1"/>
-      </w:tblPr>
-      <w:tblGrid>
-        <w:gridCol w:w="2670"/>
-        <w:gridCol w:w="6963"/>
-      </w:tblGrid>
-      <w:tr>
-        <w:trPr>
-          <w:cantSplit/>
-          <w:tblHeader/>
-          <w:jc w:val="center"/>
-        </w:trPr>
-        <w:tc>
-          <w:tcPr>
-            <w:tcW w:w="2670" w:type="dxa"/>
-            <w:shd w:val="clear" w:color="auto" w:fill="B5005B"/>
-            <w:vAlign w:val="center"/>
-          </w:tcPr>
-          <w:p>
-            <w:pPr>
-              <w:keepNext/>
-              <w:spacing w:after="0"/>
-            </w:pPr>
-            <w:r>
-              <w:rPr>
-                <w:b/>
-                <w:color w:val="FFFFFF"/>
-                <w:sz w:val="18"/>
-              </w:rPr>
-              <w:t xml:space="preserve">Rol de la </w:t>
-            </w:r>
-            <w:proofErr w:type="spellStart"/>
-            <w:r>
-              <w:rPr>
-                <w:b/>
-                <w:color w:val="FFFFFF"/>
-                <w:sz w:val="18"/>
-              </w:rPr>
-              <w:t>práctica</w:t>
-            </w:r>
-            <w:proofErr w:type="spellEnd"/>
-          </w:p>
-        </w:tc>
-        <w:tc>
-          <w:tcPr>
-            <w:tcW w:w="6963" w:type="dxa"/>
-            <w:shd w:val="clear" w:color="auto" w:fill="B5005B"/>
-            <w:vAlign w:val="center"/>
-          </w:tcPr>
-          <w:p>
-            <w:pPr>
-              <w:keepNext/>
-              <w:spacing w:after="0"/>
-              <w:rPr>
-                <w:lang w:val="es-CO"/>
-              </w:rPr>
-            </w:pPr>
-            <w:r>
-              <w:rPr>
-                <w:b/>
-                <w:color w:val="FFFFFF"/>
-                <w:sz w:val="18"/>
-                <w:lang w:val="es-CO"/>
-              </w:rPr>
-              <w:t>Roles de la contraloría (01 §6.4) que representa</w:t>
-            </w:r>
-          </w:p>
-        </w:tc>
-      </w:tr>
-      <w:tr>
-        <w:trPr>
-          <w:cantSplit/>
-          <w:jc w:val="center"/>
-        </w:trPr>
-        <w:tc>
-          <w:tcPr>
-            <w:tcW w:w="2670" w:type="dxa"/>
-            <w:vAlign w:val="center"/>
-          </w:tcPr>
-          <w:p>
-            <w:pPr>
-              <w:spacing w:after="0"/>
-            </w:pPr>
-            <w:r>
-              <w:rPr>
-                <w:sz w:val="18"/>
-              </w:rPr>
-              <w:t>Data Owner</w:t>
-            </w:r>
-          </w:p>
-        </w:tc>
-        <w:tc>
-          <w:tcPr>
-            <w:tcW w:w="6963" w:type="dxa"/>
-            <w:vAlign w:val="center"/>
-          </w:tcPr>
-          <w:p>
-            <w:pPr>
-              <w:spacing w:after="0"/>
-              <w:rPr>
-                <w:lang w:val="es-CO"/>
-              </w:rPr>
-            </w:pPr>
-            <w:r>
-              <w:rPr>
-                <w:sz w:val="18"/>
-                <w:lang w:val="es-CO"/>
-              </w:rPr>
-              <w:t>Data Owner (Contralor Auxiliar) · CDO · Comité de Gobierno de Datos (en el proyecto, sus decisiones las toma el Owner)</w:t>
-            </w:r>
-          </w:p>
-        </w:tc>
-      </w:tr>
-      <w:tr>
-        <w:trPr>
-          <w:cantSplit/>
-          <w:jc w:val="center"/>
-        </w:trPr>
-        <w:tc>
-          <w:tcPr>
-            <w:tcW w:w="2670" w:type="dxa"/>
-            <w:vAlign w:val="center"/>
-          </w:tcPr>
-          <w:p>
-            <w:pPr>
-              <w:spacing w:after="0"/>
-            </w:pPr>
-            <w:r>
-              <w:rPr>
-                <w:sz w:val="18"/>
-              </w:rPr>
-              <w:t>Data Steward</w:t>
-            </w:r>
-          </w:p>
-        </w:tc>
-        <w:tc>
-          <w:tcPr>
-            <w:tcW w:w="6963" w:type="dxa"/>
-            <w:vAlign w:val="center"/>
-          </w:tcPr>
-          <w:p>
-            <w:pPr>
-              <w:spacing w:after="0"/>
-              <w:rPr>
-                <w:lang w:val="es-CO"/>
-              </w:rPr>
-            </w:pPr>
-            <w:r>
-              <w:rPr>
-                <w:sz w:val="18"/>
-                <w:lang w:val="es-CO"/>
-              </w:rPr>
-              <w:t>Líder de Gobierno de Datos (</w:t>
-            </w:r>
-            <w:proofErr w:type="spellStart"/>
-            <w:proofErr w:type="gramStart"/>
-            <w:r>
-              <w:rPr>
-                <w:sz w:val="18"/>
-                <w:lang w:val="es-CO"/>
-              </w:rPr>
-              <w:t>hub</w:t>
-            </w:r>
-            <w:proofErr w:type="spellEnd"/>
-            <w:proofErr w:type="gramEnd"/>
-            <w:r>
-              <w:rPr>
-                <w:sz w:val="18"/>
-                <w:lang w:val="es-CO"/>
-              </w:rPr>
-              <w:t>) · Data Steward de negocio (</w:t>
-            </w:r>
-            <w:proofErr w:type="spellStart"/>
-            <w:r>
-              <w:rPr>
-                <w:sz w:val="18"/>
-                <w:lang w:val="es-CO"/>
-              </w:rPr>
-              <w:t>spoke</w:t>
-            </w:r>
-            <w:proofErr w:type="spellEnd"/>
-            <w:r>
-              <w:rPr>
-                <w:sz w:val="18"/>
-                <w:lang w:val="es-CO"/>
-              </w:rPr>
-              <w:t>)</w:t>
-            </w:r>
-          </w:p>
-        </w:tc>
-      </w:tr>
-      <w:tr>
-        <w:trPr>
-          <w:cantSplit/>
-          <w:jc w:val="center"/>
-        </w:trPr>
-        <w:tc>
-          <w:tcPr>
-            <w:tcW w:w="2670" w:type="dxa"/>
-            <w:vAlign w:val="center"/>
-          </w:tcPr>
-          <w:p>
-            <w:pPr>
-              <w:spacing w:after="0"/>
-            </w:pPr>
-            <w:r>
-              <w:rPr>
-                <w:sz w:val="18"/>
-              </w:rPr>
-              <w:t xml:space="preserve">Custodio </w:t>
-            </w:r>
-            <w:proofErr w:type="spellStart"/>
-            <w:r>
-              <w:rPr>
-                <w:sz w:val="18"/>
-              </w:rPr>
-              <w:t>técnico</w:t>
-            </w:r>
-            <w:proofErr w:type="spellEnd"/>
-          </w:p>
-        </w:tc>
-        <w:tc>
-          <w:tcPr>
-            <w:tcW w:w="6963" w:type="dxa"/>
-            <w:vAlign w:val="center"/>
-          </w:tcPr>
-          <w:p>
-            <w:pPr>
-              <w:spacing w:after="0"/>
-              <w:rPr>
-                <w:lang w:val="es-CO"/>
-              </w:rPr>
-            </w:pPr>
-            <w:r>
-              <w:rPr>
-                <w:sz w:val="18"/>
-                <w:lang w:val="es-CO"/>
-              </w:rPr>
-              <w:t>Ingeniería de Datos (</w:t>
-            </w:r>
-            <w:proofErr w:type="spellStart"/>
-            <w:proofErr w:type="gramStart"/>
-            <w:r>
-              <w:rPr>
-                <w:sz w:val="18"/>
-                <w:lang w:val="es-CO"/>
-              </w:rPr>
-              <w:t>hub</w:t>
-            </w:r>
-            <w:proofErr w:type="spellEnd"/>
-            <w:proofErr w:type="gramEnd"/>
-            <w:r>
-              <w:rPr>
-                <w:sz w:val="18"/>
-                <w:lang w:val="es-CO"/>
-              </w:rPr>
-              <w:t>) · Oficina TIC</w:t>
-            </w:r>
-          </w:p>
-        </w:tc>
-      </w:tr>
-      <w:tr>
-        <w:trPr>
-          <w:cantSplit/>
-          <w:jc w:val="center"/>
-        </w:trPr>
-        <w:tc>
-          <w:tcPr>
-            <w:tcW w:w="2670" w:type="dxa"/>
-            <w:vAlign w:val="center"/>
-          </w:tcPr>
-          <w:p>
-            <w:pPr>
-              <w:spacing w:after="0"/>
-            </w:pPr>
-            <w:proofErr w:type="spellStart"/>
-            <w:r>
-              <w:rPr>
-                <w:sz w:val="18"/>
-              </w:rPr>
-              <w:t>Consumidor</w:t>
-            </w:r>
-            <w:proofErr w:type="spellEnd"/>
-            <w:r>
-              <w:rPr>
-                <w:sz w:val="18"/>
-              </w:rPr>
-              <w:t xml:space="preserve"> / </w:t>
-            </w:r>
-            <w:proofErr w:type="spellStart"/>
-            <w:r>
-              <w:rPr>
-                <w:sz w:val="18"/>
-              </w:rPr>
-              <w:t>Analista</w:t>
-            </w:r>
-            <w:proofErr w:type="spellEnd"/>
-          </w:p>
-        </w:tc>
-        <w:tc>
-          <w:tcPr>
-            <w:tcW w:w="6963" w:type="dxa"/>
-            <w:vAlign w:val="center"/>
-          </w:tcPr>
-          <w:p>
-            <w:pPr>
-              <w:spacing w:after="0"/>
-              <w:rPr>
-                <w:lang w:val="es-CO"/>
-              </w:rPr>
-            </w:pPr>
-            <w:r>
-              <w:rPr>
-                <w:sz w:val="18"/>
-                <w:lang w:val="es-CO"/>
-              </w:rPr>
-              <w:t>Analítica y Visualización (</w:t>
-            </w:r>
-            <w:proofErr w:type="spellStart"/>
-            <w:proofErr w:type="gramStart"/>
-            <w:r>
-              <w:rPr>
-                <w:sz w:val="18"/>
-                <w:lang w:val="es-CO"/>
-              </w:rPr>
-              <w:t>hub</w:t>
-            </w:r>
-            <w:proofErr w:type="spellEnd"/>
-            <w:proofErr w:type="gramEnd"/>
-            <w:r>
-              <w:rPr>
-                <w:sz w:val="18"/>
-                <w:lang w:val="es-CO"/>
-              </w:rPr>
-              <w:t>) · Equipo auditor (</w:t>
-            </w:r>
-            <w:proofErr w:type="spellStart"/>
-            <w:r>
-              <w:rPr>
-                <w:sz w:val="18"/>
-                <w:lang w:val="es-CO"/>
-              </w:rPr>
-              <w:t>spoke</w:t>
-            </w:r>
-            <w:proofErr w:type="spellEnd"/>
-            <w:r>
-              <w:rPr>
-                <w:sz w:val="18"/>
-                <w:lang w:val="es-CO"/>
-              </w:rPr>
-              <w:t>)</w:t>
-            </w:r>
-          </w:p>
-        </w:tc>
-      </w:tr>
-    </w:tbl>
-    <w:p>
-      <w:pPr>
-        <w:spacing w:after="40"/>
-        <w:rPr>
-          <w:lang w:val="es-CO"/>
-        </w:rPr>
-      </w:pPr>
-    </w:p>
-    <w:p>
-      <w:pPr>
-        <w:rPr>
-          <w:lang w:val="es-CO"/>
-        </w:rPr>
-      </w:pPr>
-      <w:r>
-        <w:rPr>
-          <w:lang w:val="es-CO"/>
-        </w:rPr>
-        <w:lastRenderedPageBreak/>
-        <w:t xml:space="preserve">El Oficial de Protección de Datos Personales no tiene equivalente dentro del equipo: sus funciones se registran como </w:t>
-      </w:r>
-      <w:r>
-        <w:rPr>
-          <w:b/>
-          <w:lang w:val="es-CO"/>
-        </w:rPr>
-        <w:t>C</w:t>
-      </w:r>
-      <w:r>
-        <w:rPr>
-          <w:lang w:val="es-CO"/>
-        </w:rPr>
-        <w:t xml:space="preserve"> del Data Owner en las tareas de PII y, en la presentación final, se explicitará que en la entidad real ese visto bueno es externo al proyecto.</w:t>
+        <w:t xml:space="preserve"> que construye el proyecto, sobre un alcance acotado (3 datasets), donde sí es alcanzable el Nivel 4.</w:t>
       </w:r>
     </w:p>
     <w:sectPr>
